--- a/m1/a2-pedir-para-entregar/exercicio/pedidos-para-reescrever.docx
+++ b/m1/a2-pedir-para-entregar/exercicio/pedidos-para-reescrever.docx
@@ -4,117 +4,148 @@
   <w:body>
     <w:p>
       <w:pPr>
-        <w:spacing w:after="120"/>
+        <w:spacing w:before="0" w:after="40"/>
       </w:pPr>
       <w:r>
         <w:rPr>
           <w:b/>
-          <w:color w:val="1A5670"/>
-          <w:sz w:val="44"/>
+          <w:i w:val="0"/>
+          <w:color w:val="1F3A47"/>
+          <w:sz w:val="40"/>
         </w:rPr>
         <w:t>Pedidos para reescrever</w:t>
       </w:r>
     </w:p>
     <w:p>
       <w:pPr>
-        <w:spacing w:after="280"/>
+        <w:spacing w:before="0" w:after="240"/>
       </w:pPr>
       <w:r>
         <w:rPr>
           <w:b w:val="0"/>
-          <w:i/>
-          <w:color w:val="5A5A57"/>
-          <w:sz w:val="20"/>
+          <w:i w:val="0"/>
+          <w:color w:val="606A70"/>
+          <w:sz w:val="19"/>
         </w:rPr>
         <w:t>Aula 1.2 · Pedir para entregar   ·   Claude na Prática   ·   Gráfica Aurora</w:t>
       </w:r>
     </w:p>
     <w:p>
       <w:pPr>
-        <w:spacing w:after="80"/>
+        <w:spacing w:before="0" w:after="80"/>
       </w:pPr>
       <w:r>
         <w:rPr>
           <w:b w:val="0"/>
           <w:i w:val="0"/>
-          <w:sz w:val="22"/>
+          <w:color w:val="1F3A47"/>
+          <w:sz w:val="21"/>
         </w:rPr>
-        <w:t>Escolha o pedido do setor mais parecido com o seu. Antes de reescrever, marque com um X quais das três perguntas o pedido original NÃO responde. Só depois escreva a sua versão.</w:t>
+        <w:t>Escolha o caso do setor mais parecido com o seu. Baixe o arquivo indicado, marque com um X quais das três perguntas o pedido original NÃO responde, e só depois escreva a sua versão.</w:t>
       </w:r>
     </w:p>
     <w:p>
       <w:pPr>
-        <w:spacing w:after="320"/>
+        <w:spacing w:before="0" w:after="280"/>
       </w:pPr>
       <w:r>
         <w:rPr>
           <w:b w:val="0"/>
           <w:i/>
-          <w:color w:val="5A5A57"/>
-          <w:sz w:val="22"/>
+          <w:color w:val="606A70"/>
+          <w:sz w:val="21"/>
         </w:rPr>
         <w:t>A ordem importa: marcar primeiro é o que faz você enxergar o buraco. Quem reescreve direto costuma consertar só o que já tinha percebido.</w:t>
       </w:r>
     </w:p>
     <w:p>
       <w:pPr>
-        <w:spacing w:after="80"/>
+        <w:spacing w:before="200" w:after="60"/>
       </w:pPr>
       <w:r>
         <w:rPr>
           <w:b/>
-          <w:color w:val="1A5670"/>
-          <w:sz w:val="28"/>
+          <w:i w:val="0"/>
+          <w:color w:val="1F3A47"/>
+          <w:sz w:val="26"/>
         </w:rPr>
         <w:t>1.  COMPRAS</w:t>
       </w:r>
     </w:p>
     <w:p>
       <w:pPr>
-        <w:spacing w:after="160"/>
-        <w:ind w:left="340"/>
+        <w:spacing w:after="40"/>
       </w:pPr>
       <w:r>
         <w:rPr>
-          <w:color w:val="5A5A57"/>
+          <w:color w:val="606A70"/>
+          <w:sz w:val="20"/>
+        </w:rPr>
+        <w:t xml:space="preserve">Arquivo:  </w:t>
+      </w:r>
+      <w:r>
+        <w:rPr>
+          <w:b/>
+          <w:color w:val="1F3A47"/>
+          <w:sz w:val="20"/>
+        </w:rPr>
+        <w:t>cotacoes-fornecedores.xlsx</w:t>
+      </w:r>
+    </w:p>
+    <w:p>
+      <w:pPr>
+        <w:spacing w:before="0" w:after="120"/>
+      </w:pPr>
+      <w:r>
+        <w:rPr>
+          <w:b w:val="0"/>
+          <w:i/>
+          <w:color w:val="606A70"/>
+          <w:sz w:val="19"/>
+        </w:rPr>
+        <w:t>104 linhas · 26 insumos cotados por 4 fornecedores</w:t>
+      </w:r>
+    </w:p>
+    <w:p>
+      <w:pPr>
+        <w:spacing w:after="160"/>
+      </w:pPr>
+      <w:r>
+        <w:rPr>
+          <w:color w:val="606A70"/>
           <w:sz w:val="20"/>
         </w:rPr>
         <w:t xml:space="preserve">O pedido como ele foi feito:  </w:t>
       </w:r>
       <w:r>
         <w:rPr>
-          <w:i/>
-          <w:sz w:val="23"/>
+          <w:b/>
+          <w:color w:val="1F3A47"/>
+          <w:sz w:val="21"/>
         </w:rPr>
-        <w:t>"Preciso que você veja essas cotações e me diga qual é a melhor."</w:t>
+        <w:t>"Dá uma olhada nessas cotações e monta o pedido de compra."</w:t>
       </w:r>
     </w:p>
     <w:tbl>
       <w:tblPr>
         <w:tblStyle w:val="TableGrid"/>
         <w:tblW w:type="auto" w:w="0"/>
-        <w:jc w:val="left"/>
         <w:tblLook w:firstColumn="1" w:firstRow="1" w:lastColumn="0" w:lastRow="0" w:noHBand="0" w:noVBand="1" w:val="04A0"/>
       </w:tblPr>
       <w:tblGrid>
-        <w:gridCol w:w="907"/>
-        <w:gridCol w:w="8617"/>
+        <w:gridCol w:w="624"/>
+        <w:gridCol w:w="4929"/>
       </w:tblGrid>
       <w:tr>
         <w:tc>
           <w:tcPr>
-            <w:tcW w:type="dxa" w:w="8617"/>
+            <w:tcW w:type="dxa" w:w="4929"/>
           </w:tcPr>
           <w:p>
-            <w:pPr>
-              <w:jc w:val="center"/>
-            </w:pPr>
-            <w:r/>
             <w:r>
               <w:rPr>
                 <w:b/>
-                <w:color w:val="5A5A57"/>
-                <w:sz w:val="20"/>
+                <w:sz w:val="18"/>
               </w:rPr>
               <w:t>X</w:t>
             </w:r>
@@ -122,15 +153,13 @@
         </w:tc>
         <w:tc>
           <w:tcPr>
-            <w:tcW w:type="dxa" w:w="8617"/>
+            <w:tcW w:type="dxa" w:w="4929"/>
           </w:tcPr>
           <w:p>
-            <w:r/>
             <w:r>
               <w:rPr>
                 <w:b/>
-                <w:color w:val="5A5A57"/>
-                <w:sz w:val="20"/>
+                <w:sz w:val="18"/>
               </w:rPr>
               <w:t>O que o pedido original NÃO responde</w:t>
             </w:r>
@@ -140,33 +169,30 @@
       <w:tr>
         <w:tc>
           <w:tcPr>
-            <w:tcW w:type="dxa" w:w="8617"/>
+            <w:tcW w:type="dxa" w:w="624"/>
           </w:tcPr>
           <w:p>
-            <w:pPr>
-              <w:jc w:val="center"/>
-            </w:pPr>
             <w:r/>
-            <w:r>
-              <w:rPr>
-                <w:b w:val="0"/>
-                <w:sz w:val="21"/>
-              </w:rPr>
-            </w:r>
           </w:p>
         </w:tc>
         <w:tc>
           <w:tcPr>
-            <w:tcW w:type="dxa" w:w="8617"/>
+            <w:tcW w:type="dxa" w:w="4929"/>
           </w:tcPr>
           <w:p>
-            <w:r/>
             <w:r>
               <w:rPr>
-                <w:b w:val="0"/>
-                <w:sz w:val="21"/>
+                <w:b/>
+                <w:sz w:val="20"/>
               </w:rPr>
-              <w:t>1. O que é "pronto"?  Formato, tamanho, para quem vai ler</w:t>
+              <w:t xml:space="preserve">1. O que é "pronto"?  </w:t>
+            </w:r>
+            <w:r>
+              <w:rPr>
+                <w:color w:val="606A70"/>
+                <w:sz w:val="19"/>
+              </w:rPr>
+              <w:t>Formato, tamanho, para quem vai ler</w:t>
             </w:r>
           </w:p>
         </w:tc>
@@ -174,33 +200,30 @@
       <w:tr>
         <w:tc>
           <w:tcPr>
-            <w:tcW w:type="dxa" w:w="8617"/>
+            <w:tcW w:type="dxa" w:w="624"/>
           </w:tcPr>
           <w:p>
-            <w:pPr>
-              <w:jc w:val="center"/>
-            </w:pPr>
             <w:r/>
-            <w:r>
-              <w:rPr>
-                <w:b w:val="0"/>
-                <w:sz w:val="21"/>
-              </w:rPr>
-            </w:r>
           </w:p>
         </w:tc>
         <w:tc>
           <w:tcPr>
-            <w:tcW w:type="dxa" w:w="8617"/>
+            <w:tcW w:type="dxa" w:w="4929"/>
           </w:tcPr>
           <w:p>
-            <w:r/>
             <w:r>
               <w:rPr>
-                <w:b w:val="0"/>
-                <w:sz w:val="21"/>
+                <w:b/>
+                <w:sz w:val="20"/>
               </w:rPr>
-              <w:t>2. Quais são as restrições?  O que ignorar, o que não pode aparecer</w:t>
+              <w:t xml:space="preserve">2. Quais são as restrições?  </w:t>
+            </w:r>
+            <w:r>
+              <w:rPr>
+                <w:color w:val="606A70"/>
+                <w:sz w:val="19"/>
+              </w:rPr>
+              <w:t>O que ignorar, o que não pode aparecer</w:t>
             </w:r>
           </w:p>
         </w:tc>
@@ -208,33 +231,30 @@
       <w:tr>
         <w:tc>
           <w:tcPr>
-            <w:tcW w:type="dxa" w:w="8617"/>
+            <w:tcW w:type="dxa" w:w="624"/>
           </w:tcPr>
           <w:p>
-            <w:pPr>
-              <w:jc w:val="center"/>
-            </w:pPr>
             <w:r/>
-            <w:r>
-              <w:rPr>
-                <w:b w:val="0"/>
-                <w:sz w:val="21"/>
-              </w:rPr>
-            </w:r>
           </w:p>
         </w:tc>
         <w:tc>
           <w:tcPr>
-            <w:tcW w:type="dxa" w:w="8617"/>
+            <w:tcW w:type="dxa" w:w="4929"/>
           </w:tcPr>
           <w:p>
-            <w:r/>
             <w:r>
               <w:rPr>
-                <w:b w:val="0"/>
-                <w:sz w:val="21"/>
+                <w:b/>
+                <w:sz w:val="20"/>
               </w:rPr>
-              <w:t>3. O que fazer na dúvida?  Perguntar antes, ou seguir e declarar</w:t>
+              <w:t xml:space="preserve">3. O que fazer na dúvida?  </w:t>
+            </w:r>
+            <w:r>
+              <w:rPr>
+                <w:color w:val="606A70"/>
+                <w:sz w:val="19"/>
+              </w:rPr>
+              <w:t>Perguntar antes, ou seguir e declarar</w:t>
             </w:r>
           </w:p>
         </w:tc>
@@ -242,18 +262,13 @@
     </w:tbl>
     <w:p>
       <w:pPr>
-        <w:spacing w:after="40"/>
-      </w:pPr>
-    </w:p>
-    <w:p>
-      <w:pPr>
-        <w:spacing w:after="80"/>
+        <w:spacing w:before="160" w:after="120"/>
       </w:pPr>
       <w:r>
         <w:rPr>
-          <w:b w:val="0"/>
+          <w:b/>
           <w:i w:val="0"/>
-          <w:color w:val="5A5A57"/>
+          <w:color w:val="1F3A47"/>
           <w:sz w:val="20"/>
         </w:rPr>
         <w:t>Reescreva aqui:</w:t>
@@ -261,57 +276,686 @@
     </w:p>
     <w:p>
       <w:pPr>
-        <w:spacing w:after="200"/>
+        <w:spacing w:before="0" w:after="160"/>
       </w:pPr>
       <w:r>
         <w:rPr>
-          <w:color w:val="BBBBB5"/>
+          <w:b w:val="0"/>
+          <w:i w:val="0"/>
+          <w:color w:val="A8B2B8"/>
+          <w:sz w:val="20"/>
         </w:rPr>
         <w:t>________________________________________________________________________________________</w:t>
       </w:r>
     </w:p>
     <w:p>
       <w:pPr>
-        <w:spacing w:after="200"/>
+        <w:spacing w:before="0" w:after="160"/>
       </w:pPr>
       <w:r>
         <w:rPr>
-          <w:color w:val="BBBBB5"/>
+          <w:b w:val="0"/>
+          <w:i w:val="0"/>
+          <w:color w:val="A8B2B8"/>
+          <w:sz w:val="20"/>
         </w:rPr>
         <w:t>________________________________________________________________________________________</w:t>
       </w:r>
     </w:p>
     <w:p>
       <w:pPr>
-        <w:spacing w:after="200"/>
+        <w:spacing w:before="0" w:after="160"/>
       </w:pPr>
       <w:r>
         <w:rPr>
-          <w:color w:val="BBBBB5"/>
+          <w:b w:val="0"/>
+          <w:i w:val="0"/>
+          <w:color w:val="A8B2B8"/>
+          <w:sz w:val="20"/>
         </w:rPr>
         <w:t>________________________________________________________________________________________</w:t>
       </w:r>
     </w:p>
     <w:p>
       <w:pPr>
-        <w:spacing w:after="200"/>
+        <w:spacing w:before="0" w:after="160"/>
       </w:pPr>
       <w:r>
         <w:rPr>
-          <w:color w:val="BBBBB5"/>
+          <w:b w:val="0"/>
+          <w:i w:val="0"/>
+          <w:color w:val="A8B2B8"/>
+          <w:sz w:val="20"/>
         </w:rPr>
         <w:t>________________________________________________________________________________________</w:t>
       </w:r>
     </w:p>
     <w:p>
       <w:pPr>
-        <w:spacing w:after="200"/>
+        <w:spacing w:before="0" w:after="160"/>
       </w:pPr>
       <w:r>
         <w:rPr>
-          <w:color w:val="BBBBB5"/>
+          <w:b w:val="0"/>
+          <w:i w:val="0"/>
+          <w:color w:val="A8B2B8"/>
+          <w:sz w:val="20"/>
         </w:rPr>
         <w:t>________________________________________________________________________________________</w:t>
+      </w:r>
+    </w:p>
+    <w:p>
+      <w:pPr>
+        <w:spacing w:before="0" w:after="280"/>
+      </w:pPr>
+      <w:r>
+        <w:rPr>
+          <w:b/>
+          <w:i w:val="0"/>
+          <w:color w:val="1F3A47"/>
+          <w:sz w:val="20"/>
+        </w:rPr>
+        <w:t>Quantas idas e vindas até a resposta servir?  ________</w:t>
+      </w:r>
+    </w:p>
+    <w:p>
+      <w:pPr>
+        <w:spacing w:before="200" w:after="60"/>
+      </w:pPr>
+      <w:r>
+        <w:rPr>
+          <w:b/>
+          <w:i w:val="0"/>
+          <w:color w:val="1F3A47"/>
+          <w:sz w:val="26"/>
+        </w:rPr>
+        <w:t>2.  FINANCEIRO</w:t>
+      </w:r>
+    </w:p>
+    <w:p>
+      <w:pPr>
+        <w:spacing w:after="40"/>
+      </w:pPr>
+      <w:r>
+        <w:rPr>
+          <w:color w:val="606A70"/>
+          <w:sz w:val="20"/>
+        </w:rPr>
+        <w:t xml:space="preserve">Arquivo:  </w:t>
+      </w:r>
+      <w:r>
+        <w:rPr>
+          <w:b/>
+          <w:color w:val="1F3A47"/>
+          <w:sz w:val="20"/>
+        </w:rPr>
+        <w:t>fechamento-dois-meses.xlsx</w:t>
+      </w:r>
+    </w:p>
+    <w:p>
+      <w:pPr>
+        <w:spacing w:before="0" w:after="120"/>
+      </w:pPr>
+      <w:r>
+        <w:rPr>
+          <w:b w:val="0"/>
+          <w:i/>
+          <w:color w:val="606A70"/>
+          <w:sz w:val="19"/>
+        </w:rPr>
+        <w:t>118 linhas · fechamento de junho e de julho, uma aba por mês</w:t>
+      </w:r>
+    </w:p>
+    <w:p>
+      <w:pPr>
+        <w:spacing w:after="160"/>
+      </w:pPr>
+      <w:r>
+        <w:rPr>
+          <w:color w:val="606A70"/>
+          <w:sz w:val="20"/>
+        </w:rPr>
+        <w:t xml:space="preserve">O pedido como ele foi feito:  </w:t>
+      </w:r>
+      <w:r>
+        <w:rPr>
+          <w:b/>
+          <w:color w:val="1F3A47"/>
+          <w:sz w:val="21"/>
+        </w:rPr>
+        <w:t>"Analisa esses números do mês e me diz o que aconteceu."</w:t>
+      </w:r>
+    </w:p>
+    <w:tbl>
+      <w:tblPr>
+        <w:tblStyle w:val="TableGrid"/>
+        <w:tblW w:type="auto" w:w="0"/>
+        <w:tblLook w:firstColumn="1" w:firstRow="1" w:lastColumn="0" w:lastRow="0" w:noHBand="0" w:noVBand="1" w:val="04A0"/>
+      </w:tblPr>
+      <w:tblGrid>
+        <w:gridCol w:w="624"/>
+        <w:gridCol w:w="4929"/>
+      </w:tblGrid>
+      <w:tr>
+        <w:tc>
+          <w:tcPr>
+            <w:tcW w:type="dxa" w:w="4929"/>
+          </w:tcPr>
+          <w:p>
+            <w:r>
+              <w:rPr>
+                <w:b/>
+                <w:sz w:val="18"/>
+              </w:rPr>
+              <w:t>X</w:t>
+            </w:r>
+          </w:p>
+        </w:tc>
+        <w:tc>
+          <w:tcPr>
+            <w:tcW w:type="dxa" w:w="4929"/>
+          </w:tcPr>
+          <w:p>
+            <w:r>
+              <w:rPr>
+                <w:b/>
+                <w:sz w:val="18"/>
+              </w:rPr>
+              <w:t>O que o pedido original NÃO responde</w:t>
+            </w:r>
+          </w:p>
+        </w:tc>
+      </w:tr>
+      <w:tr>
+        <w:tc>
+          <w:tcPr>
+            <w:tcW w:type="dxa" w:w="624"/>
+          </w:tcPr>
+          <w:p>
+            <w:r/>
+          </w:p>
+        </w:tc>
+        <w:tc>
+          <w:tcPr>
+            <w:tcW w:type="dxa" w:w="4929"/>
+          </w:tcPr>
+          <w:p>
+            <w:r>
+              <w:rPr>
+                <w:b/>
+                <w:sz w:val="20"/>
+              </w:rPr>
+              <w:t xml:space="preserve">1. O que é "pronto"?  </w:t>
+            </w:r>
+            <w:r>
+              <w:rPr>
+                <w:color w:val="606A70"/>
+                <w:sz w:val="19"/>
+              </w:rPr>
+              <w:t>Formato, tamanho, para quem vai ler</w:t>
+            </w:r>
+          </w:p>
+        </w:tc>
+      </w:tr>
+      <w:tr>
+        <w:tc>
+          <w:tcPr>
+            <w:tcW w:type="dxa" w:w="624"/>
+          </w:tcPr>
+          <w:p>
+            <w:r/>
+          </w:p>
+        </w:tc>
+        <w:tc>
+          <w:tcPr>
+            <w:tcW w:type="dxa" w:w="4929"/>
+          </w:tcPr>
+          <w:p>
+            <w:r>
+              <w:rPr>
+                <w:b/>
+                <w:sz w:val="20"/>
+              </w:rPr>
+              <w:t xml:space="preserve">2. Quais são as restrições?  </w:t>
+            </w:r>
+            <w:r>
+              <w:rPr>
+                <w:color w:val="606A70"/>
+                <w:sz w:val="19"/>
+              </w:rPr>
+              <w:t>O que ignorar, o que não pode aparecer</w:t>
+            </w:r>
+          </w:p>
+        </w:tc>
+      </w:tr>
+      <w:tr>
+        <w:tc>
+          <w:tcPr>
+            <w:tcW w:type="dxa" w:w="624"/>
+          </w:tcPr>
+          <w:p>
+            <w:r/>
+          </w:p>
+        </w:tc>
+        <w:tc>
+          <w:tcPr>
+            <w:tcW w:type="dxa" w:w="4929"/>
+          </w:tcPr>
+          <w:p>
+            <w:r>
+              <w:rPr>
+                <w:b/>
+                <w:sz w:val="20"/>
+              </w:rPr>
+              <w:t xml:space="preserve">3. O que fazer na dúvida?  </w:t>
+            </w:r>
+            <w:r>
+              <w:rPr>
+                <w:color w:val="606A70"/>
+                <w:sz w:val="19"/>
+              </w:rPr>
+              <w:t>Perguntar antes, ou seguir e declarar</w:t>
+            </w:r>
+          </w:p>
+        </w:tc>
+      </w:tr>
+    </w:tbl>
+    <w:p>
+      <w:pPr>
+        <w:spacing w:before="160" w:after="120"/>
+      </w:pPr>
+      <w:r>
+        <w:rPr>
+          <w:b/>
+          <w:i w:val="0"/>
+          <w:color w:val="1F3A47"/>
+          <w:sz w:val="20"/>
+        </w:rPr>
+        <w:t>Reescreva aqui:</w:t>
+      </w:r>
+    </w:p>
+    <w:p>
+      <w:pPr>
+        <w:spacing w:before="0" w:after="160"/>
+      </w:pPr>
+      <w:r>
+        <w:rPr>
+          <w:b w:val="0"/>
+          <w:i w:val="0"/>
+          <w:color w:val="A8B2B8"/>
+          <w:sz w:val="20"/>
+        </w:rPr>
+        <w:t>________________________________________________________________________________________</w:t>
+      </w:r>
+    </w:p>
+    <w:p>
+      <w:pPr>
+        <w:spacing w:before="0" w:after="160"/>
+      </w:pPr>
+      <w:r>
+        <w:rPr>
+          <w:b w:val="0"/>
+          <w:i w:val="0"/>
+          <w:color w:val="A8B2B8"/>
+          <w:sz w:val="20"/>
+        </w:rPr>
+        <w:t>________________________________________________________________________________________</w:t>
+      </w:r>
+    </w:p>
+    <w:p>
+      <w:pPr>
+        <w:spacing w:before="0" w:after="160"/>
+      </w:pPr>
+      <w:r>
+        <w:rPr>
+          <w:b w:val="0"/>
+          <w:i w:val="0"/>
+          <w:color w:val="A8B2B8"/>
+          <w:sz w:val="20"/>
+        </w:rPr>
+        <w:t>________________________________________________________________________________________</w:t>
+      </w:r>
+    </w:p>
+    <w:p>
+      <w:pPr>
+        <w:spacing w:before="0" w:after="160"/>
+      </w:pPr>
+      <w:r>
+        <w:rPr>
+          <w:b w:val="0"/>
+          <w:i w:val="0"/>
+          <w:color w:val="A8B2B8"/>
+          <w:sz w:val="20"/>
+        </w:rPr>
+        <w:t>________________________________________________________________________________________</w:t>
+      </w:r>
+    </w:p>
+    <w:p>
+      <w:pPr>
+        <w:spacing w:before="0" w:after="160"/>
+      </w:pPr>
+      <w:r>
+        <w:rPr>
+          <w:b w:val="0"/>
+          <w:i w:val="0"/>
+          <w:color w:val="A8B2B8"/>
+          <w:sz w:val="20"/>
+        </w:rPr>
+        <w:t>________________________________________________________________________________________</w:t>
+      </w:r>
+    </w:p>
+    <w:p>
+      <w:pPr>
+        <w:spacing w:before="0" w:after="280"/>
+      </w:pPr>
+      <w:r>
+        <w:rPr>
+          <w:b/>
+          <w:i w:val="0"/>
+          <w:color w:val="1F3A47"/>
+          <w:sz w:val="20"/>
+        </w:rPr>
+        <w:t>Quantas idas e vindas até a resposta servir?  ________</w:t>
+      </w:r>
+    </w:p>
+    <w:p>
+      <w:pPr>
+        <w:spacing w:before="200" w:after="60"/>
+      </w:pPr>
+      <w:r>
+        <w:rPr>
+          <w:b/>
+          <w:i w:val="0"/>
+          <w:color w:val="1F3A47"/>
+          <w:sz w:val="26"/>
+        </w:rPr>
+        <w:t>3.  RH E DP</w:t>
+      </w:r>
+    </w:p>
+    <w:p>
+      <w:pPr>
+        <w:spacing w:after="40"/>
+      </w:pPr>
+      <w:r>
+        <w:rPr>
+          <w:color w:val="606A70"/>
+          <w:sz w:val="20"/>
+        </w:rPr>
+        <w:t xml:space="preserve">Arquivo:  </w:t>
+      </w:r>
+      <w:r>
+        <w:rPr>
+          <w:b/>
+          <w:color w:val="1F3A47"/>
+          <w:sz w:val="20"/>
+        </w:rPr>
+        <w:t>inscricoes-vaga-auxiliar-offset.xlsx</w:t>
+      </w:r>
+    </w:p>
+    <w:p>
+      <w:pPr>
+        <w:spacing w:before="0" w:after="120"/>
+      </w:pPr>
+      <w:r>
+        <w:rPr>
+          <w:b w:val="0"/>
+          <w:i/>
+          <w:color w:val="606A70"/>
+          <w:sz w:val="19"/>
+        </w:rPr>
+        <w:t>124 inscrições · a descrição da vaga está na segunda aba</w:t>
+      </w:r>
+    </w:p>
+    <w:p>
+      <w:pPr>
+        <w:spacing w:after="160"/>
+      </w:pPr>
+      <w:r>
+        <w:rPr>
+          <w:color w:val="606A70"/>
+          <w:sz w:val="20"/>
+        </w:rPr>
+        <w:t xml:space="preserve">O pedido como ele foi feito:  </w:t>
+      </w:r>
+      <w:r>
+        <w:rPr>
+          <w:b/>
+          <w:color w:val="1F3A47"/>
+          <w:sz w:val="21"/>
+        </w:rPr>
+        <w:t>"Vê quais desses candidatos servem para a vaga."</w:t>
+      </w:r>
+    </w:p>
+    <w:tbl>
+      <w:tblPr>
+        <w:tblStyle w:val="TableGrid"/>
+        <w:tblW w:type="auto" w:w="0"/>
+        <w:tblLook w:firstColumn="1" w:firstRow="1" w:lastColumn="0" w:lastRow="0" w:noHBand="0" w:noVBand="1" w:val="04A0"/>
+      </w:tblPr>
+      <w:tblGrid>
+        <w:gridCol w:w="624"/>
+        <w:gridCol w:w="4929"/>
+      </w:tblGrid>
+      <w:tr>
+        <w:tc>
+          <w:tcPr>
+            <w:tcW w:type="dxa" w:w="4929"/>
+          </w:tcPr>
+          <w:p>
+            <w:r>
+              <w:rPr>
+                <w:b/>
+                <w:sz w:val="18"/>
+              </w:rPr>
+              <w:t>X</w:t>
+            </w:r>
+          </w:p>
+        </w:tc>
+        <w:tc>
+          <w:tcPr>
+            <w:tcW w:type="dxa" w:w="4929"/>
+          </w:tcPr>
+          <w:p>
+            <w:r>
+              <w:rPr>
+                <w:b/>
+                <w:sz w:val="18"/>
+              </w:rPr>
+              <w:t>O que o pedido original NÃO responde</w:t>
+            </w:r>
+          </w:p>
+        </w:tc>
+      </w:tr>
+      <w:tr>
+        <w:tc>
+          <w:tcPr>
+            <w:tcW w:type="dxa" w:w="624"/>
+          </w:tcPr>
+          <w:p>
+            <w:r/>
+          </w:p>
+        </w:tc>
+        <w:tc>
+          <w:tcPr>
+            <w:tcW w:type="dxa" w:w="4929"/>
+          </w:tcPr>
+          <w:p>
+            <w:r>
+              <w:rPr>
+                <w:b/>
+                <w:sz w:val="20"/>
+              </w:rPr>
+              <w:t xml:space="preserve">1. O que é "pronto"?  </w:t>
+            </w:r>
+            <w:r>
+              <w:rPr>
+                <w:color w:val="606A70"/>
+                <w:sz w:val="19"/>
+              </w:rPr>
+              <w:t>Formato, tamanho, para quem vai ler</w:t>
+            </w:r>
+          </w:p>
+        </w:tc>
+      </w:tr>
+      <w:tr>
+        <w:tc>
+          <w:tcPr>
+            <w:tcW w:type="dxa" w:w="624"/>
+          </w:tcPr>
+          <w:p>
+            <w:r/>
+          </w:p>
+        </w:tc>
+        <w:tc>
+          <w:tcPr>
+            <w:tcW w:type="dxa" w:w="4929"/>
+          </w:tcPr>
+          <w:p>
+            <w:r>
+              <w:rPr>
+                <w:b/>
+                <w:sz w:val="20"/>
+              </w:rPr>
+              <w:t xml:space="preserve">2. Quais são as restrições?  </w:t>
+            </w:r>
+            <w:r>
+              <w:rPr>
+                <w:color w:val="606A70"/>
+                <w:sz w:val="19"/>
+              </w:rPr>
+              <w:t>O que ignorar, o que não pode aparecer</w:t>
+            </w:r>
+          </w:p>
+        </w:tc>
+      </w:tr>
+      <w:tr>
+        <w:tc>
+          <w:tcPr>
+            <w:tcW w:type="dxa" w:w="624"/>
+          </w:tcPr>
+          <w:p>
+            <w:r/>
+          </w:p>
+        </w:tc>
+        <w:tc>
+          <w:tcPr>
+            <w:tcW w:type="dxa" w:w="4929"/>
+          </w:tcPr>
+          <w:p>
+            <w:r>
+              <w:rPr>
+                <w:b/>
+                <w:sz w:val="20"/>
+              </w:rPr>
+              <w:t xml:space="preserve">3. O que fazer na dúvida?  </w:t>
+            </w:r>
+            <w:r>
+              <w:rPr>
+                <w:color w:val="606A70"/>
+                <w:sz w:val="19"/>
+              </w:rPr>
+              <w:t>Perguntar antes, ou seguir e declarar</w:t>
+            </w:r>
+          </w:p>
+        </w:tc>
+      </w:tr>
+    </w:tbl>
+    <w:p>
+      <w:pPr>
+        <w:spacing w:before="160" w:after="120"/>
+      </w:pPr>
+      <w:r>
+        <w:rPr>
+          <w:b/>
+          <w:i w:val="0"/>
+          <w:color w:val="1F3A47"/>
+          <w:sz w:val="20"/>
+        </w:rPr>
+        <w:t>Reescreva aqui:</w:t>
+      </w:r>
+    </w:p>
+    <w:p>
+      <w:pPr>
+        <w:spacing w:before="0" w:after="160"/>
+      </w:pPr>
+      <w:r>
+        <w:rPr>
+          <w:b w:val="0"/>
+          <w:i w:val="0"/>
+          <w:color w:val="A8B2B8"/>
+          <w:sz w:val="20"/>
+        </w:rPr>
+        <w:t>________________________________________________________________________________________</w:t>
+      </w:r>
+    </w:p>
+    <w:p>
+      <w:pPr>
+        <w:spacing w:before="0" w:after="160"/>
+      </w:pPr>
+      <w:r>
+        <w:rPr>
+          <w:b w:val="0"/>
+          <w:i w:val="0"/>
+          <w:color w:val="A8B2B8"/>
+          <w:sz w:val="20"/>
+        </w:rPr>
+        <w:t>________________________________________________________________________________________</w:t>
+      </w:r>
+    </w:p>
+    <w:p>
+      <w:pPr>
+        <w:spacing w:before="0" w:after="160"/>
+      </w:pPr>
+      <w:r>
+        <w:rPr>
+          <w:b w:val="0"/>
+          <w:i w:val="0"/>
+          <w:color w:val="A8B2B8"/>
+          <w:sz w:val="20"/>
+        </w:rPr>
+        <w:t>________________________________________________________________________________________</w:t>
+      </w:r>
+    </w:p>
+    <w:p>
+      <w:pPr>
+        <w:spacing w:before="0" w:after="160"/>
+      </w:pPr>
+      <w:r>
+        <w:rPr>
+          <w:b w:val="0"/>
+          <w:i w:val="0"/>
+          <w:color w:val="A8B2B8"/>
+          <w:sz w:val="20"/>
+        </w:rPr>
+        <w:t>________________________________________________________________________________________</w:t>
+      </w:r>
+    </w:p>
+    <w:p>
+      <w:pPr>
+        <w:spacing w:before="0" w:after="160"/>
+      </w:pPr>
+      <w:r>
+        <w:rPr>
+          <w:b w:val="0"/>
+          <w:i w:val="0"/>
+          <w:color w:val="A8B2B8"/>
+          <w:sz w:val="20"/>
+        </w:rPr>
+        <w:t>________________________________________________________________________________________</w:t>
+      </w:r>
+    </w:p>
+    <w:p>
+      <w:pPr>
+        <w:spacing w:before="0" w:after="280"/>
+      </w:pPr>
+      <w:r>
+        <w:rPr>
+          <w:b/>
+          <w:i w:val="0"/>
+          <w:color w:val="1F3A47"/>
+          <w:sz w:val="20"/>
+        </w:rPr>
+        <w:t>Quantas idas e vindas até a resposta servir?  ________</w:t>
       </w:r>
     </w:p>
     <w:p>
@@ -321,565 +965,41 @@
     </w:p>
     <w:p>
       <w:pPr>
-        <w:spacing w:after="80"/>
+        <w:spacing w:before="0" w:after="80"/>
       </w:pPr>
       <w:r>
         <w:rPr>
           <w:b/>
-          <w:color w:val="1A5670"/>
-          <w:sz w:val="28"/>
-        </w:rPr>
-        <w:t>2.  FINANCEIRO</w:t>
-      </w:r>
-    </w:p>
-    <w:p>
-      <w:pPr>
-        <w:spacing w:after="160"/>
-        <w:ind w:left="340"/>
-      </w:pPr>
-      <w:r>
-        <w:rPr>
-          <w:color w:val="5A5A57"/>
-          <w:sz w:val="20"/>
-        </w:rPr>
-        <w:t xml:space="preserve">O pedido como ele foi feito:  </w:t>
-      </w:r>
-      <w:r>
-        <w:rPr>
-          <w:i/>
-          <w:sz w:val="23"/>
-        </w:rPr>
-        <w:t>"Analisa esses números do mês e me diz o que aconteceu."</w:t>
-      </w:r>
-    </w:p>
-    <w:tbl>
-      <w:tblPr>
-        <w:tblStyle w:val="TableGrid"/>
-        <w:tblW w:type="auto" w:w="0"/>
-        <w:jc w:val="left"/>
-        <w:tblLook w:firstColumn="1" w:firstRow="1" w:lastColumn="0" w:lastRow="0" w:noHBand="0" w:noVBand="1" w:val="04A0"/>
-      </w:tblPr>
-      <w:tblGrid>
-        <w:gridCol w:w="907"/>
-        <w:gridCol w:w="8617"/>
-      </w:tblGrid>
-      <w:tr>
-        <w:tc>
-          <w:tcPr>
-            <w:tcW w:type="dxa" w:w="8617"/>
-          </w:tcPr>
-          <w:p>
-            <w:pPr>
-              <w:jc w:val="center"/>
-            </w:pPr>
-            <w:r/>
-            <w:r>
-              <w:rPr>
-                <w:b/>
-                <w:color w:val="5A5A57"/>
-                <w:sz w:val="20"/>
-              </w:rPr>
-              <w:t>X</w:t>
-            </w:r>
-          </w:p>
-        </w:tc>
-        <w:tc>
-          <w:tcPr>
-            <w:tcW w:type="dxa" w:w="8617"/>
-          </w:tcPr>
-          <w:p>
-            <w:r/>
-            <w:r>
-              <w:rPr>
-                <w:b/>
-                <w:color w:val="5A5A57"/>
-                <w:sz w:val="20"/>
-              </w:rPr>
-              <w:t>O que o pedido original NÃO responde</w:t>
-            </w:r>
-          </w:p>
-        </w:tc>
-      </w:tr>
-      <w:tr>
-        <w:tc>
-          <w:tcPr>
-            <w:tcW w:type="dxa" w:w="8617"/>
-          </w:tcPr>
-          <w:p>
-            <w:pPr>
-              <w:jc w:val="center"/>
-            </w:pPr>
-            <w:r/>
-            <w:r>
-              <w:rPr>
-                <w:b w:val="0"/>
-                <w:sz w:val="21"/>
-              </w:rPr>
-            </w:r>
-          </w:p>
-        </w:tc>
-        <w:tc>
-          <w:tcPr>
-            <w:tcW w:type="dxa" w:w="8617"/>
-          </w:tcPr>
-          <w:p>
-            <w:r/>
-            <w:r>
-              <w:rPr>
-                <w:b w:val="0"/>
-                <w:sz w:val="21"/>
-              </w:rPr>
-              <w:t>1. O que é "pronto"?  Formato, tamanho, para quem vai ler</w:t>
-            </w:r>
-          </w:p>
-        </w:tc>
-      </w:tr>
-      <w:tr>
-        <w:tc>
-          <w:tcPr>
-            <w:tcW w:type="dxa" w:w="8617"/>
-          </w:tcPr>
-          <w:p>
-            <w:pPr>
-              <w:jc w:val="center"/>
-            </w:pPr>
-            <w:r/>
-            <w:r>
-              <w:rPr>
-                <w:b w:val="0"/>
-                <w:sz w:val="21"/>
-              </w:rPr>
-            </w:r>
-          </w:p>
-        </w:tc>
-        <w:tc>
-          <w:tcPr>
-            <w:tcW w:type="dxa" w:w="8617"/>
-          </w:tcPr>
-          <w:p>
-            <w:r/>
-            <w:r>
-              <w:rPr>
-                <w:b w:val="0"/>
-                <w:sz w:val="21"/>
-              </w:rPr>
-              <w:t>2. Quais são as restrições?  O que ignorar, o que não pode aparecer</w:t>
-            </w:r>
-          </w:p>
-        </w:tc>
-      </w:tr>
-      <w:tr>
-        <w:tc>
-          <w:tcPr>
-            <w:tcW w:type="dxa" w:w="8617"/>
-          </w:tcPr>
-          <w:p>
-            <w:pPr>
-              <w:jc w:val="center"/>
-            </w:pPr>
-            <w:r/>
-            <w:r>
-              <w:rPr>
-                <w:b w:val="0"/>
-                <w:sz w:val="21"/>
-              </w:rPr>
-            </w:r>
-          </w:p>
-        </w:tc>
-        <w:tc>
-          <w:tcPr>
-            <w:tcW w:type="dxa" w:w="8617"/>
-          </w:tcPr>
-          <w:p>
-            <w:r/>
-            <w:r>
-              <w:rPr>
-                <w:b w:val="0"/>
-                <w:sz w:val="21"/>
-              </w:rPr>
-              <w:t>3. O que fazer na dúvida?  Perguntar antes, ou seguir e declarar</w:t>
-            </w:r>
-          </w:p>
-        </w:tc>
-      </w:tr>
-    </w:tbl>
-    <w:p>
-      <w:pPr>
-        <w:spacing w:after="40"/>
-      </w:pPr>
-    </w:p>
-    <w:p>
-      <w:pPr>
-        <w:spacing w:after="80"/>
-      </w:pPr>
-      <w:r>
-        <w:rPr>
-          <w:b w:val="0"/>
           <w:i w:val="0"/>
-          <w:color w:val="5A5A57"/>
-          <w:sz w:val="20"/>
-        </w:rPr>
-        <w:t>Reescreva aqui:</w:t>
-      </w:r>
-    </w:p>
-    <w:p>
-      <w:pPr>
-        <w:spacing w:after="200"/>
-      </w:pPr>
-      <w:r>
-        <w:rPr>
-          <w:color w:val="BBBBB5"/>
-        </w:rPr>
-        <w:t>________________________________________________________________________________________</w:t>
-      </w:r>
-    </w:p>
-    <w:p>
-      <w:pPr>
-        <w:spacing w:after="200"/>
-      </w:pPr>
-      <w:r>
-        <w:rPr>
-          <w:color w:val="BBBBB5"/>
-        </w:rPr>
-        <w:t>________________________________________________________________________________________</w:t>
-      </w:r>
-    </w:p>
-    <w:p>
-      <w:pPr>
-        <w:spacing w:after="200"/>
-      </w:pPr>
-      <w:r>
-        <w:rPr>
-          <w:color w:val="BBBBB5"/>
-        </w:rPr>
-        <w:t>________________________________________________________________________________________</w:t>
-      </w:r>
-    </w:p>
-    <w:p>
-      <w:pPr>
-        <w:spacing w:after="200"/>
-      </w:pPr>
-      <w:r>
-        <w:rPr>
-          <w:color w:val="BBBBB5"/>
-        </w:rPr>
-        <w:t>________________________________________________________________________________________</w:t>
-      </w:r>
-    </w:p>
-    <w:p>
-      <w:pPr>
-        <w:spacing w:after="200"/>
-      </w:pPr>
-      <w:r>
-        <w:rPr>
-          <w:color w:val="BBBBB5"/>
-        </w:rPr>
-        <w:t>________________________________________________________________________________________</w:t>
-      </w:r>
-    </w:p>
-    <w:p>
-      <w:r>
-        <w:br w:type="page"/>
-      </w:r>
-    </w:p>
-    <w:p>
-      <w:pPr>
-        <w:spacing w:after="80"/>
-      </w:pPr>
-      <w:r>
-        <w:rPr>
-          <w:b/>
-          <w:color w:val="1A5670"/>
-          <w:sz w:val="28"/>
-        </w:rPr>
-        <w:t>3.  RH E DP</w:t>
-      </w:r>
-    </w:p>
-    <w:p>
-      <w:pPr>
-        <w:spacing w:after="160"/>
-        <w:ind w:left="340"/>
-      </w:pPr>
-      <w:r>
-        <w:rPr>
-          <w:color w:val="5A5A57"/>
-          <w:sz w:val="20"/>
-        </w:rPr>
-        <w:t xml:space="preserve">O pedido como ele foi feito:  </w:t>
-      </w:r>
-      <w:r>
-        <w:rPr>
-          <w:i/>
-          <w:sz w:val="23"/>
-        </w:rPr>
-        <w:t>"Vê quais desses currículos servem para a vaga."</w:t>
-      </w:r>
-    </w:p>
-    <w:tbl>
-      <w:tblPr>
-        <w:tblStyle w:val="TableGrid"/>
-        <w:tblW w:type="auto" w:w="0"/>
-        <w:jc w:val="left"/>
-        <w:tblLook w:firstColumn="1" w:firstRow="1" w:lastColumn="0" w:lastRow="0" w:noHBand="0" w:noVBand="1" w:val="04A0"/>
-      </w:tblPr>
-      <w:tblGrid>
-        <w:gridCol w:w="907"/>
-        <w:gridCol w:w="8617"/>
-      </w:tblGrid>
-      <w:tr>
-        <w:tc>
-          <w:tcPr>
-            <w:tcW w:type="dxa" w:w="8617"/>
-          </w:tcPr>
-          <w:p>
-            <w:pPr>
-              <w:jc w:val="center"/>
-            </w:pPr>
-            <w:r/>
-            <w:r>
-              <w:rPr>
-                <w:b/>
-                <w:color w:val="5A5A57"/>
-                <w:sz w:val="20"/>
-              </w:rPr>
-              <w:t>X</w:t>
-            </w:r>
-          </w:p>
-        </w:tc>
-        <w:tc>
-          <w:tcPr>
-            <w:tcW w:type="dxa" w:w="8617"/>
-          </w:tcPr>
-          <w:p>
-            <w:r/>
-            <w:r>
-              <w:rPr>
-                <w:b/>
-                <w:color w:val="5A5A57"/>
-                <w:sz w:val="20"/>
-              </w:rPr>
-              <w:t>O que o pedido original NÃO responde</w:t>
-            </w:r>
-          </w:p>
-        </w:tc>
-      </w:tr>
-      <w:tr>
-        <w:tc>
-          <w:tcPr>
-            <w:tcW w:type="dxa" w:w="8617"/>
-          </w:tcPr>
-          <w:p>
-            <w:pPr>
-              <w:jc w:val="center"/>
-            </w:pPr>
-            <w:r/>
-            <w:r>
-              <w:rPr>
-                <w:b w:val="0"/>
-                <w:sz w:val="21"/>
-              </w:rPr>
-            </w:r>
-          </w:p>
-        </w:tc>
-        <w:tc>
-          <w:tcPr>
-            <w:tcW w:type="dxa" w:w="8617"/>
-          </w:tcPr>
-          <w:p>
-            <w:r/>
-            <w:r>
-              <w:rPr>
-                <w:b w:val="0"/>
-                <w:sz w:val="21"/>
-              </w:rPr>
-              <w:t>1. O que é "pronto"?  Formato, tamanho, para quem vai ler</w:t>
-            </w:r>
-          </w:p>
-        </w:tc>
-      </w:tr>
-      <w:tr>
-        <w:tc>
-          <w:tcPr>
-            <w:tcW w:type="dxa" w:w="8617"/>
-          </w:tcPr>
-          <w:p>
-            <w:pPr>
-              <w:jc w:val="center"/>
-            </w:pPr>
-            <w:r/>
-            <w:r>
-              <w:rPr>
-                <w:b w:val="0"/>
-                <w:sz w:val="21"/>
-              </w:rPr>
-            </w:r>
-          </w:p>
-        </w:tc>
-        <w:tc>
-          <w:tcPr>
-            <w:tcW w:type="dxa" w:w="8617"/>
-          </w:tcPr>
-          <w:p>
-            <w:r/>
-            <w:r>
-              <w:rPr>
-                <w:b w:val="0"/>
-                <w:sz w:val="21"/>
-              </w:rPr>
-              <w:t>2. Quais são as restrições?  O que ignorar, o que não pode aparecer</w:t>
-            </w:r>
-          </w:p>
-        </w:tc>
-      </w:tr>
-      <w:tr>
-        <w:tc>
-          <w:tcPr>
-            <w:tcW w:type="dxa" w:w="8617"/>
-          </w:tcPr>
-          <w:p>
-            <w:pPr>
-              <w:jc w:val="center"/>
-            </w:pPr>
-            <w:r/>
-            <w:r>
-              <w:rPr>
-                <w:b w:val="0"/>
-                <w:sz w:val="21"/>
-              </w:rPr>
-            </w:r>
-          </w:p>
-        </w:tc>
-        <w:tc>
-          <w:tcPr>
-            <w:tcW w:type="dxa" w:w="8617"/>
-          </w:tcPr>
-          <w:p>
-            <w:r/>
-            <w:r>
-              <w:rPr>
-                <w:b w:val="0"/>
-                <w:sz w:val="21"/>
-              </w:rPr>
-              <w:t>3. O que fazer na dúvida?  Perguntar antes, ou seguir e declarar</w:t>
-            </w:r>
-          </w:p>
-        </w:tc>
-      </w:tr>
-    </w:tbl>
-    <w:p>
-      <w:pPr>
-        <w:spacing w:after="40"/>
-      </w:pPr>
-    </w:p>
-    <w:p>
-      <w:pPr>
-        <w:spacing w:after="80"/>
-      </w:pPr>
-      <w:r>
-        <w:rPr>
-          <w:b w:val="0"/>
-          <w:i w:val="0"/>
-          <w:color w:val="5A5A57"/>
-          <w:sz w:val="20"/>
-        </w:rPr>
-        <w:t>Reescreva aqui:</w:t>
-      </w:r>
-    </w:p>
-    <w:p>
-      <w:pPr>
-        <w:spacing w:after="200"/>
-      </w:pPr>
-      <w:r>
-        <w:rPr>
-          <w:color w:val="BBBBB5"/>
-        </w:rPr>
-        <w:t>________________________________________________________________________________________</w:t>
-      </w:r>
-    </w:p>
-    <w:p>
-      <w:pPr>
-        <w:spacing w:after="200"/>
-      </w:pPr>
-      <w:r>
-        <w:rPr>
-          <w:color w:val="BBBBB5"/>
-        </w:rPr>
-        <w:t>________________________________________________________________________________________</w:t>
-      </w:r>
-    </w:p>
-    <w:p>
-      <w:pPr>
-        <w:spacing w:after="200"/>
-      </w:pPr>
-      <w:r>
-        <w:rPr>
-          <w:color w:val="BBBBB5"/>
-        </w:rPr>
-        <w:t>________________________________________________________________________________________</w:t>
-      </w:r>
-    </w:p>
-    <w:p>
-      <w:pPr>
-        <w:spacing w:after="200"/>
-      </w:pPr>
-      <w:r>
-        <w:rPr>
-          <w:color w:val="BBBBB5"/>
-        </w:rPr>
-        <w:t>________________________________________________________________________________________</w:t>
-      </w:r>
-    </w:p>
-    <w:p>
-      <w:pPr>
-        <w:spacing w:after="200"/>
-      </w:pPr>
-      <w:r>
-        <w:rPr>
-          <w:color w:val="BBBBB5"/>
-        </w:rPr>
-        <w:t>________________________________________________________________________________________</w:t>
-      </w:r>
-    </w:p>
-    <w:p>
-      <w:r>
-        <w:br w:type="page"/>
-      </w:r>
-    </w:p>
-    <w:p>
-      <w:pPr>
-        <w:spacing w:after="120"/>
-      </w:pPr>
-      <w:r>
-        <w:rPr>
-          <w:b/>
-          <w:color w:val="1A5670"/>
-          <w:sz w:val="36"/>
+          <w:color w:val="1F3A47"/>
+          <w:sz w:val="30"/>
         </w:rPr>
         <w:t>Agora o de verdade</w:t>
       </w:r>
     </w:p>
     <w:p>
       <w:pPr>
-        <w:spacing w:after="240"/>
+        <w:spacing w:before="0" w:after="240"/>
       </w:pPr>
       <w:r>
         <w:rPr>
           <w:b w:val="0"/>
           <w:i w:val="0"/>
-          <w:sz w:val="22"/>
+          <w:color w:val="1F3A47"/>
+          <w:sz w:val="21"/>
         </w:rPr>
-        <w:t>Pegue um pedido que VOCÊ fez ao Claude nesta semana e que deu trabalho. Se não usou o Claude, use um pedido que você fez para uma pessoa: um e-mail pedindo relatório, um WhatsApp pedindo levantamento. Funciona igual.</w:t>
+        <w:t>Pegue um pedido que VOCÊ fez ao Claude nesta semana e que deu trabalho. Se não usou o Claude, use um pedido que você fez para uma pessoa: um e-mail pedindo relatório, um WhatsApp pedindo levantamento. Funciona igual, e a descoberta costuma ser mais desconfortável.</w:t>
       </w:r>
     </w:p>
     <w:p>
       <w:pPr>
-        <w:spacing w:after="80"/>
+        <w:spacing w:before="0" w:after="120"/>
       </w:pPr>
       <w:r>
         <w:rPr>
-          <w:b w:val="0"/>
+          <w:b/>
           <w:i w:val="0"/>
-          <w:color w:val="5A5A57"/>
+          <w:color w:val="1F3A47"/>
           <w:sz w:val="20"/>
         </w:rPr>
         <w:t>O pedido como você fez:</w:t>
@@ -887,59 +1007,69 @@
     </w:p>
     <w:p>
       <w:pPr>
-        <w:spacing w:after="200"/>
+        <w:spacing w:before="0" w:after="160"/>
       </w:pPr>
       <w:r>
         <w:rPr>
-          <w:color w:val="BBBBB5"/>
+          <w:b w:val="0"/>
+          <w:i w:val="0"/>
+          <w:color w:val="A8B2B8"/>
+          <w:sz w:val="20"/>
         </w:rPr>
         <w:t>________________________________________________________________________________________</w:t>
       </w:r>
     </w:p>
     <w:p>
       <w:pPr>
-        <w:spacing w:after="200"/>
+        <w:spacing w:before="0" w:after="160"/>
       </w:pPr>
       <w:r>
         <w:rPr>
-          <w:color w:val="BBBBB5"/>
+          <w:b w:val="0"/>
+          <w:i w:val="0"/>
+          <w:color w:val="A8B2B8"/>
+          <w:sz w:val="20"/>
         </w:rPr>
         <w:t>________________________________________________________________________________________</w:t>
       </w:r>
     </w:p>
     <w:p>
       <w:pPr>
-        <w:spacing w:after="200"/>
+        <w:spacing w:before="0" w:after="160"/>
       </w:pPr>
       <w:r>
         <w:rPr>
-          <w:color w:val="BBBBB5"/>
+          <w:b w:val="0"/>
+          <w:i w:val="0"/>
+          <w:color w:val="A8B2B8"/>
+          <w:sz w:val="20"/>
         </w:rPr>
         <w:t>________________________________________________________________________________________</w:t>
       </w:r>
     </w:p>
     <w:p>
       <w:pPr>
-        <w:spacing w:after="240"/>
+        <w:spacing w:before="0" w:after="280"/>
       </w:pPr>
       <w:r>
         <w:rPr>
-          <w:b w:val="0"/>
+          <w:b/>
           <w:i w:val="0"/>
-          <w:sz w:val="22"/>
+          <w:color w:val="1F3A47"/>
+          <w:sz w:val="20"/>
         </w:rPr>
         <w:t>Quantas idas e vindas ele custou?  ________</w:t>
       </w:r>
     </w:p>
     <w:p>
       <w:pPr>
-        <w:spacing w:after="80"/>
+        <w:spacing w:before="0" w:after="120"/>
       </w:pPr>
       <w:r>
         <w:rPr>
-          <w:b w:val="0"/>
+          <w:b/>
           <w:i w:val="0"/>
-          <w:color w:val="5A5A57"/>
+          <w:color w:val="1F3A47"/>
           <w:sz w:val="20"/>
         </w:rPr>
         <w:t>Reescrito, com as três perguntas respondidas:</w:t>
@@ -947,97 +1077,133 @@
     </w:p>
     <w:p>
       <w:pPr>
-        <w:spacing w:after="200"/>
+        <w:spacing w:before="0" w:after="160"/>
       </w:pPr>
       <w:r>
         <w:rPr>
-          <w:color w:val="BBBBB5"/>
+          <w:b w:val="0"/>
+          <w:i w:val="0"/>
+          <w:color w:val="A8B2B8"/>
+          <w:sz w:val="20"/>
         </w:rPr>
         <w:t>________________________________________________________________________________________</w:t>
       </w:r>
     </w:p>
     <w:p>
       <w:pPr>
-        <w:spacing w:after="200"/>
+        <w:spacing w:before="0" w:after="160"/>
       </w:pPr>
       <w:r>
         <w:rPr>
-          <w:color w:val="BBBBB5"/>
+          <w:b w:val="0"/>
+          <w:i w:val="0"/>
+          <w:color w:val="A8B2B8"/>
+          <w:sz w:val="20"/>
         </w:rPr>
         <w:t>________________________________________________________________________________________</w:t>
       </w:r>
     </w:p>
     <w:p>
       <w:pPr>
-        <w:spacing w:after="200"/>
+        <w:spacing w:before="0" w:after="160"/>
       </w:pPr>
       <w:r>
         <w:rPr>
-          <w:color w:val="BBBBB5"/>
+          <w:b w:val="0"/>
+          <w:i w:val="0"/>
+          <w:color w:val="A8B2B8"/>
+          <w:sz w:val="20"/>
         </w:rPr>
         <w:t>________________________________________________________________________________________</w:t>
       </w:r>
     </w:p>
     <w:p>
       <w:pPr>
-        <w:spacing w:after="200"/>
+        <w:spacing w:before="0" w:after="160"/>
       </w:pPr>
       <w:r>
         <w:rPr>
-          <w:color w:val="BBBBB5"/>
+          <w:b w:val="0"/>
+          <w:i w:val="0"/>
+          <w:color w:val="A8B2B8"/>
+          <w:sz w:val="20"/>
         </w:rPr>
         <w:t>________________________________________________________________________________________</w:t>
       </w:r>
     </w:p>
     <w:p>
       <w:pPr>
-        <w:spacing w:after="200"/>
+        <w:spacing w:before="0" w:after="160"/>
       </w:pPr>
       <w:r>
         <w:rPr>
-          <w:color w:val="BBBBB5"/>
+          <w:b w:val="0"/>
+          <w:i w:val="0"/>
+          <w:color w:val="A8B2B8"/>
+          <w:sz w:val="20"/>
         </w:rPr>
         <w:t>________________________________________________________________________________________</w:t>
       </w:r>
     </w:p>
     <w:p>
       <w:pPr>
-        <w:spacing w:after="200"/>
+        <w:spacing w:before="0" w:after="160"/>
       </w:pPr>
       <w:r>
         <w:rPr>
-          <w:color w:val="BBBBB5"/>
+          <w:b w:val="0"/>
+          <w:i w:val="0"/>
+          <w:color w:val="A8B2B8"/>
+          <w:sz w:val="20"/>
         </w:rPr>
         <w:t>________________________________________________________________________________________</w:t>
       </w:r>
     </w:p>
     <w:p>
       <w:pPr>
-        <w:spacing w:after="200"/>
+        <w:spacing w:before="0" w:after="160"/>
       </w:pPr>
       <w:r>
         <w:rPr>
-          <w:color w:val="BBBBB5"/>
+          <w:b w:val="0"/>
+          <w:i w:val="0"/>
+          <w:color w:val="A8B2B8"/>
+          <w:sz w:val="20"/>
         </w:rPr>
         <w:t>________________________________________________________________________________________</w:t>
       </w:r>
     </w:p>
     <w:p>
       <w:pPr>
-        <w:spacing w:after="80"/>
+        <w:spacing w:before="0" w:after="200"/>
+      </w:pPr>
+      <w:r>
+        <w:rPr>
+          <w:b/>
+          <w:i w:val="0"/>
+          <w:color w:val="1F3A47"/>
+          <w:sz w:val="20"/>
+        </w:rPr>
+        <w:t>Quantas idas e vindas agora?  ________</w:t>
+      </w:r>
+    </w:p>
+    <w:p>
+      <w:pPr>
+        <w:spacing w:before="0" w:after="80"/>
       </w:pPr>
       <w:r>
         <w:rPr>
           <w:b w:val="0"/>
-          <w:i w:val="0"/>
-          <w:sz w:val="22"/>
+          <w:i/>
+          <w:color w:val="606A70"/>
+          <w:sz w:val="19"/>
         </w:rPr>
-        <w:t>Quantas idas e vindas agora?  ________</w:t>
+        <w:t>Esse segundo número é o que você leva desta aula. Anote também onde ele parou de cair: a partir dali o problema deixou de ser o pedido.</w:t>
       </w:r>
     </w:p>
     <w:sectPr>
       <w:pgSz w:w="12240" w:h="15840"/>
-      <w:pgMar w:top="1020" w:right="1134" w:bottom="1020" w:left="1134" w:header="720" w:footer="720" w:gutter="0"/>
+      <w:pgMar w:top="1077" w:right="1191" w:bottom="1077" w:left="1191" w:header="720" w:footer="720" w:gutter="0"/>
       <w:cols w:space="720"/>
       <w:docGrid w:linePitch="360"/>
     </w:sectPr>
@@ -1410,7 +1576,7 @@
     <w:rsid w:val="00FC693F"/>
     <w:rPr>
       <w:rFonts w:ascii="Calibri" w:hAnsi="Calibri"/>
-      <w:sz w:val="22"/>
+      <w:sz w:val="21"/>
     </w:rPr>
   </w:style>
   <w:style w:type="paragraph" w:styleId="Header">
